--- a/spa/docx/63.content.docx
+++ b/spa/docx/63.content.docx
@@ -28,22 +28,6 @@
       </w:r>
     </w:p>
     <w:p>
-      <w:pPr>
-        <w:pStyle w:val="Heading2"/>
-      </w:pPr>
-      <w:r>
-        <w:rPr>
-          <w:lang w:val="es_ES" w:bidi="es_ES"/>
-        </w:rPr>
-        <w:t>License Information</w:t>
-      </w:r>
-      <w:r>
-        <w:rPr>
-          <w:lang w:val="es_ES" w:bidi="es_ES"/>
-        </w:rPr>
-      </w:r>
-    </w:p>
-    <w:p>
       <w:pPr/>
       <w:r>
         <w:rPr>
@@ -61,13 +45,7 @@
         <w:rPr>
           <w:lang w:val="es_ES" w:bidi="es_ES"/>
         </w:rPr>
-        <w:t xml:space="preserve"> (Spanish) is based on</w:t>
-      </w:r>
-      <w:r>
-        <w:rPr>
-          <w:lang w:val="es_ES" w:bidi="es_ES"/>
-        </w:rPr>
-        <w:t xml:space="preserve">: </w:t>
+        <w:t xml:space="preserve"> (Spanish) is based on: </w:t>
       </w:r>
       <w:r>
         <w:rPr>
@@ -188,19 +166,6 @@
       <w:pPr>
         <w:pStyle w:val="Heading2"/>
       </w:pPr>
-      <w:r>
-        <w:rPr>
-          <w:lang w:val="es_ES" w:bidi="es_ES"/>
-        </w:rPr>
-      </w:r>
-    </w:p>
-    <w:p>
-      <w:pPr/>
-      <w:r>
-        <w:rPr>
-          <w:lang w:val="es_ES" w:bidi="es_ES"/>
-        </w:rPr>
-      </w:r>
       <w:r>
         <w:rPr>
           <w:lang w:val="es_ES" w:bidi="es_ES"/>

--- a/spa/docx/63.content.docx
+++ b/spa/docx/63.content.docx
@@ -45,19 +45,7 @@
         <w:rPr>
           <w:lang w:val="es_ES" w:bidi="es_ES"/>
         </w:rPr>
-        <w:t xml:space="preserve"> (Spanish) is based on: </w:t>
-      </w:r>
-      <w:r>
-        <w:rPr>
-          <w:lang w:val="es_ES" w:bidi="es_ES"/>
-        </w:rPr>
-        <w:t>Reina Valera 1909</w:t>
-      </w:r>
-      <w:r>
-        <w:rPr>
-          <w:lang w:val="es_ES" w:bidi="es_ES"/>
-        </w:rPr>
-        <w:t xml:space="preserve">, </w:t>
+        <w:t xml:space="preserve"> © 1909 </w:t>
       </w:r>
       <w:hyperlink r:id="rId13">
         <w:r>
@@ -75,9 +63,9 @@
         <w:rPr>
           <w:lang w:val="es_ES" w:bidi="es_ES"/>
         </w:rPr>
-        <w:t xml:space="preserve">, None, which is licensed under a </w:t>
-      </w:r>
-      <w:hyperlink r:id="rId14">
+        <w:t xml:space="preserve">, licensed under a </w:t>
+      </w:r>
+      <w:hyperlink r:id="rId13">
         <w:r>
           <w:rPr>
             <w:lang w:val="es_ES" w:bidi="es_ES"/>
@@ -94,25 +82,6 @@
           <w:lang w:val="es_ES" w:bidi="es_ES"/>
         </w:rPr>
         <w:t>.</w:t>
-      </w:r>
-      <w:r>
-        <w:rPr>
-          <w:lang w:val="es_ES" w:bidi="es_ES"/>
-        </w:rPr>
-      </w:r>
-    </w:p>
-    <w:p>
-      <w:pPr/>
-      <w:r>
-        <w:rPr>
-          <w:lang w:val="es_ES" w:bidi="es_ES"/>
-        </w:rPr>
-      </w:r>
-      <w:r>
-        <w:rPr>
-          <w:lang w:val="es_ES" w:bidi="es_ES"/>
-        </w:rPr>
-        <w:t>This PDF version is provided under the same license.</w:t>
       </w:r>
       <w:r>
         <w:rPr>
@@ -212,14 +181,6 @@
       </w:pPr>
     </w:p>
     <w:p>
-      <w:pPr/>
-      <w:r>
-        <w:rPr>
-          <w:lang w:val="es_ES" w:bidi="es_ES"/>
-        </w:rPr>
-      </w:r>
-    </w:p>
-    <w:p>
       <w:pPr>
         <w:pStyle w:val="Heading2"/>
       </w:pPr>
@@ -227,7 +188,7 @@
         <w:rPr>
           <w:lang w:val="es_ES" w:bidi="es_ES"/>
         </w:rPr>
-        <w:t>2 John 1:1</w:t>
+        <w:t>2 Juan 1:1</w:t>
       </w:r>
       <w:r>
         <w:rPr>
@@ -255,16 +216,6 @@
         </w:rPr>
         <w:t xml:space="preserve"> EL anciano á la señora elegida y á sus hijos, á los cuales yo amo en verdad; y no yo solo, sino también todos los que han conocido la verdad,</w:t>
       </w:r>
-      <w:r>
-        <w:rPr>
-          <w:lang w:val="es_ES" w:bidi="es_ES"/>
-        </w:rPr>
-      </w:r>
-      <w:r>
-        <w:rPr>
-          <w:lang w:val="es_ES" w:bidi="es_ES"/>
-        </w:rPr>
-      </w:r>
     </w:p>
     <w:p>
       <w:pPr/>
@@ -273,6 +224,19 @@
           <w:lang w:val="es_ES" w:bidi="es_ES"/>
         </w:rPr>
       </w:r>
+      <w:r>
+        <w:rPr>
+          <w:vertAlign w:val="superscript"/>
+          <w:lang w:val="es_ES" w:bidi="es_ES"/>
+        </w:rPr>
+        <w:t>2</w:t>
+      </w:r>
+      <w:r>
+        <w:rPr>
+          <w:lang w:val="es_ES" w:bidi="es_ES"/>
+        </w:rPr>
+        <w:t xml:space="preserve"> Por la verdad que está en nosotros, y será perpetuamente con nosotros:</w:t>
+      </w:r>
     </w:p>
     <w:p>
       <w:pPr/>
@@ -286,23 +250,13 @@
           <w:vertAlign w:val="superscript"/>
           <w:lang w:val="es_ES" w:bidi="es_ES"/>
         </w:rPr>
-        <w:t>2</w:t>
-      </w:r>
-      <w:r>
-        <w:rPr>
-          <w:lang w:val="es_ES" w:bidi="es_ES"/>
-        </w:rPr>
-        <w:t xml:space="preserve"> Por la verdad que está en nosotros, y será perpetuamente con nosotros:</w:t>
-      </w:r>
-      <w:r>
-        <w:rPr>
-          <w:lang w:val="es_ES" w:bidi="es_ES"/>
-        </w:rPr>
-      </w:r>
-      <w:r>
-        <w:rPr>
-          <w:lang w:val="es_ES" w:bidi="es_ES"/>
-        </w:rPr>
+        <w:t>3</w:t>
+      </w:r>
+      <w:r>
+        <w:rPr>
+          <w:lang w:val="es_ES" w:bidi="es_ES"/>
+        </w:rPr>
+        <w:t xml:space="preserve"> Sea con vosotros gracia, misericordia, y paz de Dios Padre, y del Señor Jesucristo, Hijo del Padre, en verdad y en amor.</w:t>
       </w:r>
     </w:p>
     <w:p>
@@ -312,6 +266,19 @@
           <w:lang w:val="es_ES" w:bidi="es_ES"/>
         </w:rPr>
       </w:r>
+      <w:r>
+        <w:rPr>
+          <w:vertAlign w:val="superscript"/>
+          <w:lang w:val="es_ES" w:bidi="es_ES"/>
+        </w:rPr>
+        <w:t>4</w:t>
+      </w:r>
+      <w:r>
+        <w:rPr>
+          <w:lang w:val="es_ES" w:bidi="es_ES"/>
+        </w:rPr>
+        <w:t xml:space="preserve"> Mucho me he gozado, porque he hallado de tus hijos, que andan en verdad, como nosotros hemos recibido el mandamiento del Padre.</w:t>
+      </w:r>
     </w:p>
     <w:p>
       <w:pPr/>
@@ -325,23 +292,13 @@
           <w:vertAlign w:val="superscript"/>
           <w:lang w:val="es_ES" w:bidi="es_ES"/>
         </w:rPr>
-        <w:t>3</w:t>
-      </w:r>
-      <w:r>
-        <w:rPr>
-          <w:lang w:val="es_ES" w:bidi="es_ES"/>
-        </w:rPr>
-        <w:t xml:space="preserve"> Sea con vosotros gracia, misericordia, y paz de Dios Padre, y del Señor Jesucristo, Hijo del Padre, en verdad y en amor.</w:t>
-      </w:r>
-      <w:r>
-        <w:rPr>
-          <w:lang w:val="es_ES" w:bidi="es_ES"/>
-        </w:rPr>
-      </w:r>
-      <w:r>
-        <w:rPr>
-          <w:lang w:val="es_ES" w:bidi="es_ES"/>
-        </w:rPr>
+        <w:t>5</w:t>
+      </w:r>
+      <w:r>
+        <w:rPr>
+          <w:lang w:val="es_ES" w:bidi="es_ES"/>
+        </w:rPr>
+        <w:t xml:space="preserve"> Y ahora te ruego, señora, no como escribiéndote un nuevo mandamiento, sino aquel que nosotros hemos tenido desde el principio, que nos amemos unos á otros.</w:t>
       </w:r>
     </w:p>
     <w:p>
@@ -351,6 +308,19 @@
           <w:lang w:val="es_ES" w:bidi="es_ES"/>
         </w:rPr>
       </w:r>
+      <w:r>
+        <w:rPr>
+          <w:vertAlign w:val="superscript"/>
+          <w:lang w:val="es_ES" w:bidi="es_ES"/>
+        </w:rPr>
+        <w:t>6</w:t>
+      </w:r>
+      <w:r>
+        <w:rPr>
+          <w:lang w:val="es_ES" w:bidi="es_ES"/>
+        </w:rPr>
+        <w:t xml:space="preserve"> Y este es amor, que andemos según sus mandamientos. Este es el mandamiento: Que andéis en él, como vosotros habéis oído desde el principio.</w:t>
+      </w:r>
     </w:p>
     <w:p>
       <w:pPr/>
@@ -364,23 +334,13 @@
           <w:vertAlign w:val="superscript"/>
           <w:lang w:val="es_ES" w:bidi="es_ES"/>
         </w:rPr>
-        <w:t>4</w:t>
-      </w:r>
-      <w:r>
-        <w:rPr>
-          <w:lang w:val="es_ES" w:bidi="es_ES"/>
-        </w:rPr>
-        <w:t xml:space="preserve"> Mucho me he gozado, porque he hallado de tus hijos, que andan en verdad, como nosotros hemos recibido el mandamiento del Padre.</w:t>
-      </w:r>
-      <w:r>
-        <w:rPr>
-          <w:lang w:val="es_ES" w:bidi="es_ES"/>
-        </w:rPr>
-      </w:r>
-      <w:r>
-        <w:rPr>
-          <w:lang w:val="es_ES" w:bidi="es_ES"/>
-        </w:rPr>
+        <w:t>7</w:t>
+      </w:r>
+      <w:r>
+        <w:rPr>
+          <w:lang w:val="es_ES" w:bidi="es_ES"/>
+        </w:rPr>
+        <w:t xml:space="preserve"> Porque muchos engañadores son entrados en el mundo, los cuales no confiesan que Jesucristo ha venido en carne. Este tal el engañador es, y el anticristo.</w:t>
       </w:r>
     </w:p>
     <w:p>
@@ -390,6 +350,19 @@
           <w:lang w:val="es_ES" w:bidi="es_ES"/>
         </w:rPr>
       </w:r>
+      <w:r>
+        <w:rPr>
+          <w:vertAlign w:val="superscript"/>
+          <w:lang w:val="es_ES" w:bidi="es_ES"/>
+        </w:rPr>
+        <w:t>8</w:t>
+      </w:r>
+      <w:r>
+        <w:rPr>
+          <w:lang w:val="es_ES" w:bidi="es_ES"/>
+        </w:rPr>
+        <w:t xml:space="preserve"> Mirad por vosotros mismos, porque no perdamos las cosas que hemos obrado, sino que recibamos galardón cumplido.</w:t>
+      </w:r>
     </w:p>
     <w:p>
       <w:pPr/>
@@ -403,23 +376,13 @@
           <w:vertAlign w:val="superscript"/>
           <w:lang w:val="es_ES" w:bidi="es_ES"/>
         </w:rPr>
-        <w:t>5</w:t>
-      </w:r>
-      <w:r>
-        <w:rPr>
-          <w:lang w:val="es_ES" w:bidi="es_ES"/>
-        </w:rPr>
-        <w:t xml:space="preserve"> Y ahora te ruego, señora, no como escribiéndote un nuevo mandamiento, sino aquel que nosotros hemos tenido desde el principio, que nos amemos unos á otros.</w:t>
-      </w:r>
-      <w:r>
-        <w:rPr>
-          <w:lang w:val="es_ES" w:bidi="es_ES"/>
-        </w:rPr>
-      </w:r>
-      <w:r>
-        <w:rPr>
-          <w:lang w:val="es_ES" w:bidi="es_ES"/>
-        </w:rPr>
+        <w:t>9</w:t>
+      </w:r>
+      <w:r>
+        <w:rPr>
+          <w:lang w:val="es_ES" w:bidi="es_ES"/>
+        </w:rPr>
+        <w:t xml:space="preserve"> Cualquiera que se rebela, y no persevera en la doctrina de Cristo, no tiene á Dios: el que persevera en la doctrina de Cristo, el tal tiene al Padre y al Hijo.</w:t>
       </w:r>
     </w:p>
     <w:p>
@@ -429,6 +392,19 @@
           <w:lang w:val="es_ES" w:bidi="es_ES"/>
         </w:rPr>
       </w:r>
+      <w:r>
+        <w:rPr>
+          <w:vertAlign w:val="superscript"/>
+          <w:lang w:val="es_ES" w:bidi="es_ES"/>
+        </w:rPr>
+        <w:t>10</w:t>
+      </w:r>
+      <w:r>
+        <w:rPr>
+          <w:lang w:val="es_ES" w:bidi="es_ES"/>
+        </w:rPr>
+        <w:t xml:space="preserve"> Si alguno viene á vosotros, y no trae esta doctrina, no lo recibáis en casa, ni le digáis: ¡bienvenido!</w:t>
+      </w:r>
     </w:p>
     <w:p>
       <w:pPr/>
@@ -442,23 +418,13 @@
           <w:vertAlign w:val="superscript"/>
           <w:lang w:val="es_ES" w:bidi="es_ES"/>
         </w:rPr>
-        <w:t>6</w:t>
-      </w:r>
-      <w:r>
-        <w:rPr>
-          <w:lang w:val="es_ES" w:bidi="es_ES"/>
-        </w:rPr>
-        <w:t xml:space="preserve"> Y este es amor, que andemos según sus mandamientos. Este es el mandamiento: Que andéis en él, como vosotros habéis oído desde el principio.</w:t>
-      </w:r>
-      <w:r>
-        <w:rPr>
-          <w:lang w:val="es_ES" w:bidi="es_ES"/>
-        </w:rPr>
-      </w:r>
-      <w:r>
-        <w:rPr>
-          <w:lang w:val="es_ES" w:bidi="es_ES"/>
-        </w:rPr>
+        <w:t>11</w:t>
+      </w:r>
+      <w:r>
+        <w:rPr>
+          <w:lang w:val="es_ES" w:bidi="es_ES"/>
+        </w:rPr>
+        <w:t xml:space="preserve"> Porque el que le dice bienvenido, comunica con sus malas obras.</w:t>
       </w:r>
     </w:p>
     <w:p>
@@ -468,6 +434,19 @@
           <w:lang w:val="es_ES" w:bidi="es_ES"/>
         </w:rPr>
       </w:r>
+      <w:r>
+        <w:rPr>
+          <w:vertAlign w:val="superscript"/>
+          <w:lang w:val="es_ES" w:bidi="es_ES"/>
+        </w:rPr>
+        <w:t>12</w:t>
+      </w:r>
+      <w:r>
+        <w:rPr>
+          <w:lang w:val="es_ES" w:bidi="es_ES"/>
+        </w:rPr>
+        <w:t xml:space="preserve"> Aunque tengo muchas cosas que escribiros, no he querido comunicarlas por medio de papel y tinta; mas espero ir á vosotros, y hablar boca á boca, para que nuestro gozo sea cumplido.</w:t>
+      </w:r>
     </w:p>
     <w:p>
       <w:pPr/>
@@ -481,240 +460,6 @@
           <w:vertAlign w:val="superscript"/>
           <w:lang w:val="es_ES" w:bidi="es_ES"/>
         </w:rPr>
-        <w:t>7</w:t>
-      </w:r>
-      <w:r>
-        <w:rPr>
-          <w:lang w:val="es_ES" w:bidi="es_ES"/>
-        </w:rPr>
-        <w:t xml:space="preserve"> Porque muchos engañadores son entrados en el mundo, los cuales no confiesan que Jesucristo ha venido en carne. Este tal el engañador es, y el anticristo.</w:t>
-      </w:r>
-      <w:r>
-        <w:rPr>
-          <w:lang w:val="es_ES" w:bidi="es_ES"/>
-        </w:rPr>
-      </w:r>
-      <w:r>
-        <w:rPr>
-          <w:lang w:val="es_ES" w:bidi="es_ES"/>
-        </w:rPr>
-      </w:r>
-    </w:p>
-    <w:p>
-      <w:pPr/>
-      <w:r>
-        <w:rPr>
-          <w:lang w:val="es_ES" w:bidi="es_ES"/>
-        </w:rPr>
-      </w:r>
-    </w:p>
-    <w:p>
-      <w:pPr/>
-      <w:r>
-        <w:rPr>
-          <w:lang w:val="es_ES" w:bidi="es_ES"/>
-        </w:rPr>
-      </w:r>
-      <w:r>
-        <w:rPr>
-          <w:vertAlign w:val="superscript"/>
-          <w:lang w:val="es_ES" w:bidi="es_ES"/>
-        </w:rPr>
-        <w:t>8</w:t>
-      </w:r>
-      <w:r>
-        <w:rPr>
-          <w:lang w:val="es_ES" w:bidi="es_ES"/>
-        </w:rPr>
-        <w:t xml:space="preserve"> Mirad por vosotros mismos, porque no perdamos las cosas que hemos obrado, sino que recibamos galardón cumplido.</w:t>
-      </w:r>
-      <w:r>
-        <w:rPr>
-          <w:lang w:val="es_ES" w:bidi="es_ES"/>
-        </w:rPr>
-      </w:r>
-      <w:r>
-        <w:rPr>
-          <w:lang w:val="es_ES" w:bidi="es_ES"/>
-        </w:rPr>
-      </w:r>
-    </w:p>
-    <w:p>
-      <w:pPr/>
-      <w:r>
-        <w:rPr>
-          <w:lang w:val="es_ES" w:bidi="es_ES"/>
-        </w:rPr>
-      </w:r>
-    </w:p>
-    <w:p>
-      <w:pPr/>
-      <w:r>
-        <w:rPr>
-          <w:lang w:val="es_ES" w:bidi="es_ES"/>
-        </w:rPr>
-      </w:r>
-      <w:r>
-        <w:rPr>
-          <w:vertAlign w:val="superscript"/>
-          <w:lang w:val="es_ES" w:bidi="es_ES"/>
-        </w:rPr>
-        <w:t>9</w:t>
-      </w:r>
-      <w:r>
-        <w:rPr>
-          <w:lang w:val="es_ES" w:bidi="es_ES"/>
-        </w:rPr>
-        <w:t xml:space="preserve"> Cualquiera que se rebela, y no persevera en la doctrina de Cristo, no tiene á Dios: el que persevera en la doctrina de Cristo, el tal tiene al Padre y al Hijo.</w:t>
-      </w:r>
-      <w:r>
-        <w:rPr>
-          <w:lang w:val="es_ES" w:bidi="es_ES"/>
-        </w:rPr>
-      </w:r>
-      <w:r>
-        <w:rPr>
-          <w:lang w:val="es_ES" w:bidi="es_ES"/>
-        </w:rPr>
-      </w:r>
-    </w:p>
-    <w:p>
-      <w:pPr/>
-      <w:r>
-        <w:rPr>
-          <w:lang w:val="es_ES" w:bidi="es_ES"/>
-        </w:rPr>
-      </w:r>
-    </w:p>
-    <w:p>
-      <w:pPr/>
-      <w:r>
-        <w:rPr>
-          <w:lang w:val="es_ES" w:bidi="es_ES"/>
-        </w:rPr>
-      </w:r>
-      <w:r>
-        <w:rPr>
-          <w:vertAlign w:val="superscript"/>
-          <w:lang w:val="es_ES" w:bidi="es_ES"/>
-        </w:rPr>
-        <w:t>10</w:t>
-      </w:r>
-      <w:r>
-        <w:rPr>
-          <w:lang w:val="es_ES" w:bidi="es_ES"/>
-        </w:rPr>
-        <w:t xml:space="preserve"> Si alguno viene á vosotros, y no trae esta doctrina, no lo recibáis en casa, ni le digáis: ¡bienvenido!</w:t>
-      </w:r>
-      <w:r>
-        <w:rPr>
-          <w:lang w:val="es_ES" w:bidi="es_ES"/>
-        </w:rPr>
-      </w:r>
-      <w:r>
-        <w:rPr>
-          <w:lang w:val="es_ES" w:bidi="es_ES"/>
-        </w:rPr>
-      </w:r>
-    </w:p>
-    <w:p>
-      <w:pPr/>
-      <w:r>
-        <w:rPr>
-          <w:lang w:val="es_ES" w:bidi="es_ES"/>
-        </w:rPr>
-      </w:r>
-    </w:p>
-    <w:p>
-      <w:pPr/>
-      <w:r>
-        <w:rPr>
-          <w:lang w:val="es_ES" w:bidi="es_ES"/>
-        </w:rPr>
-      </w:r>
-      <w:r>
-        <w:rPr>
-          <w:vertAlign w:val="superscript"/>
-          <w:lang w:val="es_ES" w:bidi="es_ES"/>
-        </w:rPr>
-        <w:t>11</w:t>
-      </w:r>
-      <w:r>
-        <w:rPr>
-          <w:lang w:val="es_ES" w:bidi="es_ES"/>
-        </w:rPr>
-        <w:t xml:space="preserve"> Porque el que le dice bienvenido, comunica con sus malas obras.</w:t>
-      </w:r>
-      <w:r>
-        <w:rPr>
-          <w:lang w:val="es_ES" w:bidi="es_ES"/>
-        </w:rPr>
-      </w:r>
-      <w:r>
-        <w:rPr>
-          <w:lang w:val="es_ES" w:bidi="es_ES"/>
-        </w:rPr>
-      </w:r>
-    </w:p>
-    <w:p>
-      <w:pPr/>
-      <w:r>
-        <w:rPr>
-          <w:lang w:val="es_ES" w:bidi="es_ES"/>
-        </w:rPr>
-      </w:r>
-    </w:p>
-    <w:p>
-      <w:pPr/>
-      <w:r>
-        <w:rPr>
-          <w:lang w:val="es_ES" w:bidi="es_ES"/>
-        </w:rPr>
-      </w:r>
-      <w:r>
-        <w:rPr>
-          <w:vertAlign w:val="superscript"/>
-          <w:lang w:val="es_ES" w:bidi="es_ES"/>
-        </w:rPr>
-        <w:t>12</w:t>
-      </w:r>
-      <w:r>
-        <w:rPr>
-          <w:lang w:val="es_ES" w:bidi="es_ES"/>
-        </w:rPr>
-        <w:t xml:space="preserve"> Aunque tengo muchas cosas que escribiros, no he querido comunicarlas por medio de papel y tinta; mas espero ir á vosotros, y hablar boca á boca, para que nuestro gozo sea cumplido.</w:t>
-      </w:r>
-      <w:r>
-        <w:rPr>
-          <w:lang w:val="es_ES" w:bidi="es_ES"/>
-        </w:rPr>
-      </w:r>
-      <w:r>
-        <w:rPr>
-          <w:lang w:val="es_ES" w:bidi="es_ES"/>
-        </w:rPr>
-      </w:r>
-    </w:p>
-    <w:p>
-      <w:pPr/>
-      <w:r>
-        <w:rPr>
-          <w:lang w:val="es_ES" w:bidi="es_ES"/>
-        </w:rPr>
-      </w:r>
-    </w:p>
-    <w:p>
-      <w:pPr/>
-      <w:r>
-        <w:rPr>
-          <w:lang w:val="es_ES" w:bidi="es_ES"/>
-        </w:rPr>
-      </w:r>
-      <w:r>
-        <w:rPr>
-          <w:vertAlign w:val="superscript"/>
-          <w:lang w:val="es_ES" w:bidi="es_ES"/>
-        </w:rPr>
         <w:t>13</w:t>
       </w:r>
       <w:r>
@@ -722,16 +467,6 @@
           <w:lang w:val="es_ES" w:bidi="es_ES"/>
         </w:rPr>
         <w:t xml:space="preserve"> Los hijos de tu hermana elegida te saludan. Amén.</w:t>
-      </w:r>
-      <w:r>
-        <w:rPr>
-          <w:lang w:val="es_ES" w:bidi="es_ES"/>
-        </w:rPr>
-      </w:r>
-      <w:r>
-        <w:rPr>
-          <w:lang w:val="es_ES" w:bidi="es_ES"/>
-        </w:rPr>
       </w:r>
     </w:p>
     <w:sectPr>
